--- a/docs/dalycare package_help_v4.docx
+++ b/docs/dalycare package_help_v4.docx
@@ -2102,7 +2102,7 @@
         <w:rPr>
           <w:lang w:val="en-US"/>
         </w:rPr>
-        <w:t>Enter “ngc/projects2/dalyca_r/start_rstudio.sh”</w:t>
+        <w:t>Enter “/ngc/projects2/dalyca_r/start_rstudio.sh”</w:t>
       </w:r>
     </w:p>
     <w:p>

--- a/docs/dalycare package_help_v4.docx
+++ b/docs/dalycare package_help_v4.docx
@@ -2445,7 +2445,7 @@
           <w:color w:val="156082" w:themeColor="accent1"/>
           <w:lang w:val="en-US"/>
         </w:rPr>
-        <w:t>ngc/projects2/dalyca_r/</w:t>
+        <w:t>/ngc/projects2/dalyca_r/</w:t>
       </w:r>
       <w:r>
         <w:rPr>

--- a/docs/dalycare package_help_v4.docx
+++ b/docs/dalycare package_help_v4.docx
@@ -2445,7 +2445,7 @@
           <w:color w:val="156082" w:themeColor="accent1"/>
           <w:lang w:val="en-US"/>
         </w:rPr>
-        <w:t>/ngc/projects2/dalyca_r/</w:t>
+        <w:t>ngc/projects2/dalyca_r/</w:t>
       </w:r>
       <w:r>
         <w:rPr>
